--- a/backend/app/export/templates/reference.docx
+++ b/backend/app/export/templates/reference.docx
@@ -22,7 +22,7 @@
           <w:color w:val="A8681F"/>
           <w:sz w:val="22"/>
         </w:rPr>
-        <w:t>DOC/INDEX — INTELLIGENT REPORT</w:t>
+        <w:t>DOCENT — INTELLIGENT REPORT</w:t>
       </w:r>
     </w:p>
     <w:sectPr>
